--- a/docs/02_SYS.2_시스템요구사항/SYS-PLT-001_시스템요구사항명세서_v1.1.docx
+++ b/docs/02_SYS.2_시스템요구사항/SYS-PLT-001_시스템요구사항명세서_v1.1.docx
@@ -8450,7 +8450,7 @@
                 <w:sz w:val="18"/>
                 <w:szCs w:val="18"/>
               </w:rPr>
-              <w:t>차량 운동상태(실속도·가속도·요레이트)를 측정할 센서(엔코더·IMU·자이로)가 없다. 이들은 직접 제어·안전판정 근거로 사용하지 않으며, 횡방향은 카메라(차선) 폐루프, 종방향 추종(후행)은 초음파(차간거리) 폐루프, 종방향 선행은 개루프 듀티 단계로 구성한다. 장애물은 카메라(YOLO)+초음파 융합으로 감지하고 회피는 선행 차량이 횡방향으로 수행하며, 후행 차량은 전방 거리 급감 시 정지한다. V2V 교환 데이터는 측정 운동상태가 아니라 명령·의도(maneuver·구동/조향 명령)와 추정값 기준이다.</w:t>
+              <w:t>차량 운동상태(실속도·가속도·요레이트)를 측정할 센서(엔코더·IMU·자이로)가 없다. 이들은 직접 제어·안전판정 근거로 사용하지 않으며, 횡방향은 카메라(차선) 폐루프, 종방향 추종(후행)은 초음파(차간거리) 폐루프, 종방향 선행은 개루프 듀티 단계로 구성한다. 장애물은 카메라(YOLO)+초음파 융합으로 감지하고 회피는 선행 차량이 횡방향으로 수행하며, 후행 차량은 전방 거리 급감 시 정지한다. V2V 교환 데이터는 측정 운동상태가 아니라 명령·의도(behavior·구동/조향 명령)와 추정값 기준이다.</w:t>
             </w:r>
           </w:p>
         </w:tc>
@@ -8488,7 +8488,7 @@
                 <w:sz w:val="18"/>
                 <w:szCs w:val="18"/>
               </w:rPr>
-              <w:t>SyR-03·04·06·08</w:t>
+              <w:t>SyR-01, SyR-02, SyR-03·04·06·08</w:t>
             </w:r>
           </w:p>
         </w:tc>
@@ -9713,7 +9713,7 @@
                 <w:sz w:val="18"/>
                 <w:szCs w:val="18"/>
               </w:rPr>
-              <w:t>NFR-01, NFR-04</w:t>
+              <w:t>NFR-01, NFR-04, NFR-05</w:t>
             </w:r>
           </w:p>
         </w:tc>
